--- a/Module_2_Oct_2026_v2/Oct15_session2_findings.docx
+++ b/Module_2_Oct_2026_v2/Oct15_session2_findings.docx
@@ -208,13 +208,13 @@
       </w:r>
     </w:p>
     <w:bookmarkEnd w:id="21"/>
-    <w:bookmarkStart w:id="22" w:name="X14529eb0aaaea4d43527dbf76d5d87bae014a11"/>
+    <w:bookmarkStart w:id="22" w:name="Xa8ae2ea204b356774c2b51531fba7ef89200957"/>
     <w:p>
       <w:pPr>
         <w:pStyle w:val="Heading2"/>
       </w:pPr>
       <w:r>
-        <w:t xml:space="preserve">Finding 3. Operators passed some of the saving to customers</w:t>
+        <w:t xml:space="preserve">Finding 3. Freight rates fell slightly more for participating operators</w:t>
       </w:r>
     </w:p>
     <w:p>
@@ -348,7 +348,7 @@
         <w:t xml:space="preserve"> </w:t>
       </w:r>
       <w:r>
-        <w:t xml:space="preserve">An honest null result with wide intervals. Absence of evidence, and the evaluation says so.</w:t>
+        <w:t xml:space="preserve">A null result with wide intervals. Absence of evidence, and the evaluation says so.</w:t>
       </w:r>
     </w:p>
     <w:p>
@@ -468,7 +468,7 @@
         <w:t xml:space="preserve"> </w:t>
       </w:r>
       <w:r>
-        <w:t xml:space="preserve">(Operators passed some of the saving to customers) does not license:</w:t>
+        <w:t xml:space="preserve">(Freight rates fell slightly more for participating operators) does not license:</w:t>
       </w:r>
       <w:r>
         <w:t xml:space="preserve"> </w:t>

--- a/Module_2_Oct_2026_v2/Oct15_session2_findings.docx
+++ b/Module_2_Oct_2026_v2/Oct15_session2_findings.docx
@@ -68,7 +68,7 @@
         <w:t xml:space="preserve"> </w:t>
       </w:r>
       <w:r>
-        <w:t xml:space="preserve">Tariff Shield — A fuel-price stabilisation scheme for small freight operators.</w:t>
+        <w:t xml:space="preserve">Tariff Shield: A fuel-price stabilisation scheme for small freight operators.</w:t>
       </w:r>
     </w:p>
     <w:p>
@@ -124,7 +124,7 @@
         <w:t xml:space="preserve"> </w:t>
       </w:r>
       <w:r>
-        <w:t xml:space="preserve">decision depends on how they sit together, not on any one of them.</w:t>
+        <w:t xml:space="preserve">decision depends on all six findings together, not on any one finding.</w:t>
       </w:r>
     </w:p>
     <w:bookmarkStart w:id="26" w:name="the-findings"/>
@@ -162,7 +162,7 @@
           <w:i/>
           <w:iCs/>
         </w:rPr>
-        <w:t xml:space="preserve">What it can bear.</w:t>
+        <w:t xml:space="preserve">What this finding can support.</w:t>
       </w:r>
       <w:r>
         <w:t xml:space="preserve"> </w:t>
@@ -186,7 +186,7 @@
         <w:pStyle w:val="FirstParagraph"/>
       </w:pPr>
       <w:r>
-        <w:t xml:space="preserve">The commissioning authority set a threshold of 900 AED per vehicle per year. The upper bound of the confidence interval, 796 AED, lies below it.</w:t>
+        <w:t xml:space="preserve">The commissioning authority set a threshold of 900 AED per vehicle per year. The upper bound of the confidence interval, 796 AED, lies below the threshold.</w:t>
       </w:r>
     </w:p>
     <w:p>
@@ -198,7 +198,7 @@
           <w:i/>
           <w:iCs/>
         </w:rPr>
-        <w:t xml:space="preserve">What it can bear.</w:t>
+        <w:t xml:space="preserve">What this finding can support.</w:t>
       </w:r>
       <w:r>
         <w:t xml:space="preserve"> </w:t>
@@ -234,7 +234,7 @@
           <w:i/>
           <w:iCs/>
         </w:rPr>
-        <w:t xml:space="preserve">What it can bear.</w:t>
+        <w:t xml:space="preserve">What this finding can support.</w:t>
       </w:r>
       <w:r>
         <w:t xml:space="preserve"> </w:t>
@@ -270,7 +270,7 @@
           <w:i/>
           <w:iCs/>
         </w:rPr>
-        <w:t xml:space="preserve">What it can bear.</w:t>
+        <w:t xml:space="preserve">What this finding can support.</w:t>
       </w:r>
       <w:r>
         <w:t xml:space="preserve"> </w:t>
@@ -306,7 +306,7 @@
           <w:i/>
           <w:iCs/>
         </w:rPr>
-        <w:t xml:space="preserve">What it can bear.</w:t>
+        <w:t xml:space="preserve">What this finding can support.</w:t>
       </w:r>
       <w:r>
         <w:t xml:space="preserve"> </w:t>
@@ -342,13 +342,13 @@
           <w:i/>
           <w:iCs/>
         </w:rPr>
-        <w:t xml:space="preserve">What it can bear.</w:t>
-      </w:r>
-      <w:r>
-        <w:t xml:space="preserve"> </w:t>
-      </w:r>
-      <w:r>
-        <w:t xml:space="preserve">A null result with wide intervals. Absence of evidence, and the evaluation says so.</w:t>
+        <w:t xml:space="preserve">What this finding can support.</w:t>
+      </w:r>
+      <w:r>
+        <w:t xml:space="preserve"> </w:t>
+      </w:r>
+      <w:r>
+        <w:t xml:space="preserve">A null result with wide intervals: the evaluation found no evidence either way, and says so.</w:t>
       </w:r>
     </w:p>
     <w:p>
@@ -358,13 +358,13 @@
     </w:p>
     <w:bookmarkEnd w:id="25"/>
     <w:bookmarkEnd w:id="26"/>
-    <w:bookmarkStart w:id="27" w:name="what-each-finding-does-not-license"/>
+    <w:bookmarkStart w:id="27" w:name="what-each-finding-does-not-support"/>
     <w:p>
       <w:pPr>
         <w:pStyle w:val="Heading1"/>
       </w:pPr>
       <w:r>
-        <w:t xml:space="preserve">What each finding does not license</w:t>
+        <w:t xml:space="preserve">What each finding does not support</w:t>
       </w:r>
     </w:p>
     <w:p>
@@ -372,13 +372,13 @@
         <w:pStyle w:val="FirstParagraph"/>
       </w:pPr>
       <w:r>
-        <w:t xml:space="preserve">A brief is judged as much by what it refuses to claim as by what it claims. These are the</w:t>
-      </w:r>
-      <w:r>
-        <w:t xml:space="preserve"> </w:t>
-      </w:r>
-      <w:r>
-        <w:t xml:space="preserve">claims each finding invites and cannot support.</w:t>
+        <w:t xml:space="preserve">A good brief is judged by what it does not claim, as well as by what it claims. Below are</w:t>
+      </w:r>
+      <w:r>
+        <w:t xml:space="preserve"> </w:t>
+      </w:r>
+      <w:r>
+        <w:t xml:space="preserve">claims that each finding might tempt you to make, but that the finding cannot support.</w:t>
       </w:r>
     </w:p>
     <w:p>
@@ -400,7 +400,7 @@
         <w:t xml:space="preserve"> </w:t>
       </w:r>
       <w:r>
-        <w:t xml:space="preserve">(Fuel costs fell for participating operators) does not license:</w:t>
+        <w:t xml:space="preserve">(Fuel costs fell for participating operators) does not support the claim:</w:t>
       </w:r>
       <w:r>
         <w:t xml:space="preserve"> </w:t>
@@ -434,7 +434,7 @@
         <w:t xml:space="preserve"> </w:t>
       </w:r>
       <w:r>
-        <w:t xml:space="preserve">(The saving is real but smaller than the threshold) does not license:</w:t>
+        <w:t xml:space="preserve">(The saving is real but smaller than the threshold) does not support the claim:</w:t>
       </w:r>
       <w:r>
         <w:t xml:space="preserve"> </w:t>
@@ -468,7 +468,7 @@
         <w:t xml:space="preserve"> </w:t>
       </w:r>
       <w:r>
-        <w:t xml:space="preserve">(Freight rates fell slightly more for participating operators) does not license:</w:t>
+        <w:t xml:space="preserve">(Freight rates fell slightly more for participating operators) does not support the claim:</w:t>
       </w:r>
       <w:r>
         <w:t xml:space="preserve"> </w:t>
@@ -502,7 +502,7 @@
         <w:t xml:space="preserve"> </w:t>
       </w:r>
       <w:r>
-        <w:t xml:space="preserve">(Two-thirds of eligible operators did not join) does not license:</w:t>
+        <w:t xml:space="preserve">(Two-thirds of eligible operators did not join) does not support the claim:</w:t>
       </w:r>
       <w:r>
         <w:t xml:space="preserve"> </w:t>
@@ -536,7 +536,7 @@
         <w:t xml:space="preserve"> </w:t>
       </w:r>
       <w:r>
-        <w:t xml:space="preserve">(The scheme’s administration cost more than budgeted) does not license:</w:t>
+        <w:t xml:space="preserve">(The scheme’s administration cost more than budgeted) does not support the claim:</w:t>
       </w:r>
       <w:r>
         <w:t xml:space="preserve"> </w:t>
@@ -570,7 +570,7 @@
         <w:t xml:space="preserve"> </w:t>
       </w:r>
       <w:r>
-        <w:t xml:space="preserve">(No measurable effect on vehicle maintenance or fleet renewal) does not license:</w:t>
+        <w:t xml:space="preserve">(No measurable effect on vehicle maintenance or fleet renewal) does not support the claim:</w:t>
       </w:r>
       <w:r>
         <w:t xml:space="preserve"> </w:t>
@@ -637,11 +637,7 @@
       </w:r>
     </w:p>
     <w:bookmarkEnd w:id="28"/>
-    <w:sectPr>
-      <w:footnotePr>
-        <w:numRestart w:val="eachSect"/>
-      </w:footnotePr>
-    </w:sectPr>
+    <w:sectPr/>
   </w:body>
 </w:document>
 </file>
@@ -919,6 +915,8 @@
     </w:pPr>
     <w:rPr>
       <w:rFonts w:asciiTheme="majorHAnsi" w:cstheme="majorBidi" w:eastAsiaTheme="majorEastAsia" w:hAnsiTheme="majorHAnsi"/>
+      <w:spacing w:val="-10"/>
+      <w:kern w:val="28"/>
       <w:sz w:val="56"/>
       <w:szCs w:val="56"/>
     </w:rPr>
@@ -931,6 +929,8 @@
     <w:rsid w:val="00A10FD9"/>
     <w:rPr>
       <w:rFonts w:asciiTheme="majorHAnsi" w:cstheme="majorBidi" w:eastAsiaTheme="majorEastAsia" w:hAnsiTheme="majorHAnsi"/>
+      <w:spacing w:val="-10"/>
+      <w:kern w:val="28"/>
       <w:sz w:val="56"/>
       <w:szCs w:val="56"/>
     </w:rPr>
@@ -971,31 +971,23 @@
   </w:style>
   <w:style w:customStyle="1" w:styleId="Author" w:type="paragraph">
     <w:name w:val="Author"/>
-    <w:basedOn w:val="Title"/>
     <w:next w:val="BodyText"/>
     <w:qFormat/>
     <w:pPr>
       <w:keepNext/>
       <w:keepLines/>
-    </w:pPr>
-    <w:rPr>
-      <w:sz w:val="24"/>
-      <w:szCs w:val="24"/>
-    </w:rPr>
+      <w:jc w:val="center"/>
+    </w:pPr>
   </w:style>
   <w:style w:styleId="Date" w:type="paragraph">
     <w:name w:val="Date"/>
-    <w:basedOn w:val="Title"/>
     <w:next w:val="BodyText"/>
     <w:qFormat/>
     <w:pPr>
       <w:keepNext/>
       <w:keepLines/>
-    </w:pPr>
-    <w:rPr>
-      <w:sz w:val="24"/>
-      <w:szCs w:val="24"/>
-    </w:rPr>
+      <w:jc w:val="center"/>
+    </w:pPr>
   </w:style>
   <w:style w:customStyle="1" w:styleId="AbstractTitle" w:type="paragraph">
     <w:name w:val="Abstract Title"/>

--- a/Module_2_Oct_2026_v2/Oct15_session2_findings.docx
+++ b/Module_2_Oct_2026_v2/Oct15_session2_findings.docx
@@ -98,7 +98,7 @@
           <w:szCs w:val="18"/>
           <w:color w:val="545860"/>
         </w:rPr>
-        <w:t xml:space="preserve">Fictional GreenWaste case | invented figures</w:t>
+        <w:t xml:space="preserve">GreenWaste is a fictional training case.</w:t>
       </w:r>
     </w:p>
     <w:p>
